--- a/Dataset/generated_documents/maintenance/MNT_EVT-021.docx
+++ b/Dataset/generated_documents/maintenance/MNT_EVT-021.docx
@@ -37,7 +37,7 @@
           <w:b/>
           <w:sz w:val="32"/>
         </w:rPr>
-        <w:t>Equipment Repair Report</w:t>
+        <w:t>Emergency Maintenance Report</w:t>
       </w:r>
     </w:p>
     <w:p/>
@@ -77,7 +77,7 @@
           </w:tcPr>
           <w:p>
             <w:r>
-              <w:t>DCF011CD</w:t>
+              <w:t>FD88D213</w:t>
             </w:r>
           </w:p>
         </w:tc>
@@ -209,7 +209,7 @@
           </w:tcPr>
           <w:p>
             <w:r>
-              <w:t>14-Jul-2026 20:10</w:t>
+              <w:t>15-Jul-2026 13:05</w:t>
             </w:r>
           </w:p>
         </w:tc>
@@ -619,13 +619,12 @@
     <w:p>
       <w:r>
         <w:br/>
-        <w:t>Equipment ID:</w:t>
+        <w:t>An unexpected equipment failure occurred on</w:t>
+        <w:br/>
+        <w:t>Air Compressor.</w:t>
         <w:br/>
         <w:br/>
-        <w:t>C-101</w:t>
-        <w:br/>
-        <w:br/>
-        <w:t>Failure Report:</w:t>
+        <w:t>Observed Problem:</w:t>
         <w:br/>
         <w:br/>
         <w:t>Instrument calibration</w:t>
@@ -643,13 +642,19 @@
     <w:p>
       <w:r>
         <w:br/>
-        <w:t>Inspection identified:</w:t>
+        <w:t>Inspection observations:</w:t>
         <w:br/>
         <w:br/>
-        <w:t>Failure Category:</w:t>
+        <w:t>Root Cause Category:</w:t>
         <w:br/>
         <w:br/>
         <w:t>Instrumentation</w:t>
+        <w:br/>
+        <w:br/>
+        <w:t>Downtime:</w:t>
+        <w:br/>
+        <w:br/>
+        <w:t>4 Hours</w:t>
         <w:br/>
       </w:r>
     </w:p>
@@ -664,13 +669,16 @@
     <w:p>
       <w:r>
         <w:br/>
-        <w:t>Repair completed.</w:t>
+        <w:t>Emergency maintenance carried out.</w:t>
         <w:br/>
         <w:br/>
-        <w:t>Action performed:</w:t>
+        <w:t>Action Taken:</w:t>
         <w:br/>
         <w:br/>
         <w:t>Calibrated</w:t>
+        <w:br/>
+        <w:br/>
+        <w:t>Equipment returned to service.</w:t>
         <w:br/>
       </w:r>
     </w:p>
@@ -697,7 +705,7 @@
     </w:p>
     <w:p>
       <w:r>
-        <w:t>Recommend vibration monitoring during next inspection.</w:t>
+        <w:t>Preventive maintenance interval should be reduced.</w:t>
       </w:r>
     </w:p>
     <w:p>
@@ -710,7 +718,7 @@
     </w:p>
     <w:p>
       <w:r>
-        <w:t>Area was barricaded before maintenance work.</w:t>
+        <w:t>Equipment was electrically isolated before repair.</w:t>
       </w:r>
     </w:p>
     <w:p>
@@ -723,7 +731,7 @@
     </w:p>
     <w:p>
       <w:r>
-        <w:t>Laser Alignment Kit</w:t>
+        <w:t>Dial Gauge</w:t>
       </w:r>
     </w:p>
     <w:p>
